--- a/等保2.0.docx
+++ b/等保2.0.docx
@@ -23,135 +23,135 @@
         </w:rPr>
         <w:t>一、什么是等保 2.0</w:t>
       </w:r>
+    </w:p>
+    <w:p>
+      <w:pPr>
+        <w:pStyle w:val="4"/>
+        <w:keepNext w:val="0"/>
+        <w:keepLines w:val="0"/>
+        <w:widowControl/>
+        <w:suppressLineNumbers w:val="0"/>
+        <w:rPr>
+          <w:rFonts w:hint="eastAsia" w:ascii="黑体" w:hAnsi="黑体" w:eastAsia="黑体" w:cs="黑体"/>
+          <w:sz w:val="24"/>
+          <w:szCs w:val="24"/>
+        </w:rPr>
+      </w:pPr>
+      <w:r>
+        <w:rPr>
+          <w:rFonts w:hint="eastAsia" w:ascii="黑体" w:hAnsi="黑体" w:eastAsia="黑体" w:cs="黑体"/>
+          <w:sz w:val="24"/>
+          <w:szCs w:val="24"/>
+        </w:rPr>
+        <w:t>等保全称</w:t>
+      </w:r>
+      <w:r>
+        <w:rPr>
+          <w:rStyle w:val="7"/>
+          <w:rFonts w:hint="eastAsia" w:ascii="黑体" w:hAnsi="黑体" w:eastAsia="黑体" w:cs="黑体"/>
+          <w:sz w:val="24"/>
+          <w:szCs w:val="24"/>
+        </w:rPr>
+        <w:t>网络安全等级保护制度</w:t>
+      </w:r>
+      <w:r>
+        <w:rPr>
+          <w:rFonts w:hint="eastAsia" w:ascii="黑体" w:hAnsi="黑体" w:eastAsia="黑体" w:cs="黑体"/>
+          <w:sz w:val="24"/>
+          <w:szCs w:val="24"/>
+        </w:rPr>
+        <w:t>，等保 2.0 是 2019 年正式实施的新版标准，全称《信息安全技术 网络安全等级保护基本要求》GB/T 22239-2019，替代旧的等保 1.0。 简单一句话：</w:t>
+      </w:r>
+      <w:r>
+        <w:rPr>
+          <w:rStyle w:val="7"/>
+          <w:rFonts w:hint="eastAsia" w:ascii="黑体" w:hAnsi="黑体" w:eastAsia="黑体" w:cs="黑体"/>
+          <w:sz w:val="24"/>
+          <w:szCs w:val="24"/>
+        </w:rPr>
+        <w:t>它是国内网络安全的法定底线，要求不同重要程度的信息系统，落实对应强度的安全防护，不是最高安全标准，是必须达标、合规的基础门槛。</w:t>
+      </w:r>
+    </w:p>
+    <w:p>
+      <w:pPr>
+        <w:pStyle w:val="4"/>
+        <w:keepNext w:val="0"/>
+        <w:keepLines w:val="0"/>
+        <w:widowControl/>
+        <w:suppressLineNumbers w:val="0"/>
+        <w:ind w:left="720" w:right="720"/>
+        <w:rPr>
+          <w:rFonts w:hint="eastAsia" w:ascii="黑体" w:hAnsi="黑体" w:eastAsia="黑体" w:cs="黑体"/>
+          <w:sz w:val="24"/>
+          <w:szCs w:val="24"/>
+        </w:rPr>
+      </w:pPr>
+      <w:r>
+        <w:rPr>
+          <w:rFonts w:hint="eastAsia" w:ascii="黑体" w:hAnsi="黑体" w:eastAsia="黑体" w:cs="黑体"/>
+          <w:sz w:val="24"/>
+          <w:szCs w:val="24"/>
+        </w:rPr>
+        <w:t>和 1.0 最大区别：1.0 侧重 “信息系统”，偏静态设备防护；2.0 覆盖</w:t>
+      </w:r>
+      <w:r>
+        <w:rPr>
+          <w:rStyle w:val="7"/>
+          <w:rFonts w:hint="eastAsia" w:ascii="黑体" w:hAnsi="黑体" w:eastAsia="黑体" w:cs="黑体"/>
+          <w:sz w:val="24"/>
+          <w:szCs w:val="24"/>
+        </w:rPr>
+        <w:t>网络、云、大数据、物联网、工控</w:t>
+      </w:r>
+      <w:r>
+        <w:rPr>
+          <w:rFonts w:hint="eastAsia" w:ascii="黑体" w:hAnsi="黑体" w:eastAsia="黑体" w:cs="黑体"/>
+          <w:sz w:val="24"/>
+          <w:szCs w:val="24"/>
+        </w:rPr>
+        <w:t>，要求 “一个中心三重防护”，从单纯技术防护，扩展到</w:t>
+      </w:r>
+      <w:r>
+        <w:rPr>
+          <w:rStyle w:val="7"/>
+          <w:rFonts w:hint="eastAsia" w:ascii="黑体" w:hAnsi="黑体" w:eastAsia="黑体" w:cs="黑体"/>
+          <w:sz w:val="24"/>
+          <w:szCs w:val="24"/>
+        </w:rPr>
+        <w:t>技术 + 管理联动</w:t>
+      </w:r>
+      <w:r>
+        <w:rPr>
+          <w:rFonts w:hint="eastAsia" w:ascii="黑体" w:hAnsi="黑体" w:eastAsia="黑体" w:cs="黑体"/>
+          <w:sz w:val="24"/>
+          <w:szCs w:val="24"/>
+        </w:rPr>
+        <w:t>，还要做测评、定期复测，是全过程安全。</w:t>
+      </w:r>
+    </w:p>
+    <w:p>
+      <w:pPr>
+        <w:pStyle w:val="3"/>
+        <w:keepNext w:val="0"/>
+        <w:keepLines w:val="0"/>
+        <w:widowControl/>
+        <w:suppressLineNumbers w:val="0"/>
+        <w:rPr>
+          <w:rFonts w:hint="eastAsia" w:ascii="黑体" w:hAnsi="黑体" w:eastAsia="黑体" w:cs="黑体"/>
+          <w:sz w:val="24"/>
+          <w:szCs w:val="24"/>
+        </w:rPr>
+      </w:pPr>
+      <w:r>
+        <w:rPr>
+          <w:rFonts w:hint="eastAsia" w:ascii="黑体" w:hAnsi="黑体" w:eastAsia="黑体" w:cs="黑体"/>
+          <w:sz w:val="24"/>
+          <w:szCs w:val="24"/>
+        </w:rPr>
+        <w:t>二、等保分级</w:t>
+      </w:r>
       <w:bookmarkStart w:id="0" w:name="_GoBack"/>
       <w:bookmarkEnd w:id="0"/>
-    </w:p>
-    <w:p>
-      <w:pPr>
-        <w:pStyle w:val="4"/>
-        <w:keepNext w:val="0"/>
-        <w:keepLines w:val="0"/>
-        <w:widowControl/>
-        <w:suppressLineNumbers w:val="0"/>
-        <w:rPr>
-          <w:rFonts w:hint="eastAsia" w:ascii="黑体" w:hAnsi="黑体" w:eastAsia="黑体" w:cs="黑体"/>
-          <w:sz w:val="24"/>
-          <w:szCs w:val="24"/>
-        </w:rPr>
-      </w:pPr>
-      <w:r>
-        <w:rPr>
-          <w:rFonts w:hint="eastAsia" w:ascii="黑体" w:hAnsi="黑体" w:eastAsia="黑体" w:cs="黑体"/>
-          <w:sz w:val="24"/>
-          <w:szCs w:val="24"/>
-        </w:rPr>
-        <w:t>等保全称</w:t>
-      </w:r>
-      <w:r>
-        <w:rPr>
-          <w:rStyle w:val="7"/>
-          <w:rFonts w:hint="eastAsia" w:ascii="黑体" w:hAnsi="黑体" w:eastAsia="黑体" w:cs="黑体"/>
-          <w:sz w:val="24"/>
-          <w:szCs w:val="24"/>
-        </w:rPr>
-        <w:t>网络安全等级保护制度</w:t>
-      </w:r>
-      <w:r>
-        <w:rPr>
-          <w:rFonts w:hint="eastAsia" w:ascii="黑体" w:hAnsi="黑体" w:eastAsia="黑体" w:cs="黑体"/>
-          <w:sz w:val="24"/>
-          <w:szCs w:val="24"/>
-        </w:rPr>
-        <w:t>，等保 2.0 是 2019 年正式实施的新版标准，全称《信息安全技术 网络安全等级保护基本要求》GB/T 22239-2019，替代旧的等保 1.0。 简单一句话：</w:t>
-      </w:r>
-      <w:r>
-        <w:rPr>
-          <w:rStyle w:val="7"/>
-          <w:rFonts w:hint="eastAsia" w:ascii="黑体" w:hAnsi="黑体" w:eastAsia="黑体" w:cs="黑体"/>
-          <w:sz w:val="24"/>
-          <w:szCs w:val="24"/>
-        </w:rPr>
-        <w:t>它是国内网络安全的法定底线，要求不同重要程度的信息系统，落实对应强度的安全防护，不是最高安全标准，是必须达标、合规的基础门槛。</w:t>
-      </w:r>
-    </w:p>
-    <w:p>
-      <w:pPr>
-        <w:pStyle w:val="4"/>
-        <w:keepNext w:val="0"/>
-        <w:keepLines w:val="0"/>
-        <w:widowControl/>
-        <w:suppressLineNumbers w:val="0"/>
-        <w:ind w:left="720" w:right="720"/>
-        <w:rPr>
-          <w:rFonts w:hint="eastAsia" w:ascii="黑体" w:hAnsi="黑体" w:eastAsia="黑体" w:cs="黑体"/>
-          <w:sz w:val="24"/>
-          <w:szCs w:val="24"/>
-        </w:rPr>
-      </w:pPr>
-      <w:r>
-        <w:rPr>
-          <w:rFonts w:hint="eastAsia" w:ascii="黑体" w:hAnsi="黑体" w:eastAsia="黑体" w:cs="黑体"/>
-          <w:sz w:val="24"/>
-          <w:szCs w:val="24"/>
-        </w:rPr>
-        <w:t>和 1.0 最大区别：1.0 侧重 “信息系统”，偏静态设备防护；2.0 覆盖</w:t>
-      </w:r>
-      <w:r>
-        <w:rPr>
-          <w:rStyle w:val="7"/>
-          <w:rFonts w:hint="eastAsia" w:ascii="黑体" w:hAnsi="黑体" w:eastAsia="黑体" w:cs="黑体"/>
-          <w:sz w:val="24"/>
-          <w:szCs w:val="24"/>
-        </w:rPr>
-        <w:t>网络、云、大数据、物联网、工控</w:t>
-      </w:r>
-      <w:r>
-        <w:rPr>
-          <w:rFonts w:hint="eastAsia" w:ascii="黑体" w:hAnsi="黑体" w:eastAsia="黑体" w:cs="黑体"/>
-          <w:sz w:val="24"/>
-          <w:szCs w:val="24"/>
-        </w:rPr>
-        <w:t>，要求 “一个中心三重防护”，从单纯技术防护，扩展到</w:t>
-      </w:r>
-      <w:r>
-        <w:rPr>
-          <w:rStyle w:val="7"/>
-          <w:rFonts w:hint="eastAsia" w:ascii="黑体" w:hAnsi="黑体" w:eastAsia="黑体" w:cs="黑体"/>
-          <w:sz w:val="24"/>
-          <w:szCs w:val="24"/>
-        </w:rPr>
-        <w:t>技术 + 管理联动</w:t>
-      </w:r>
-      <w:r>
-        <w:rPr>
-          <w:rFonts w:hint="eastAsia" w:ascii="黑体" w:hAnsi="黑体" w:eastAsia="黑体" w:cs="黑体"/>
-          <w:sz w:val="24"/>
-          <w:szCs w:val="24"/>
-        </w:rPr>
-        <w:t>，还要做测评、定期复测，是全过程安全。</w:t>
-      </w:r>
-    </w:p>
-    <w:p>
-      <w:pPr>
-        <w:pStyle w:val="3"/>
-        <w:keepNext w:val="0"/>
-        <w:keepLines w:val="0"/>
-        <w:widowControl/>
-        <w:suppressLineNumbers w:val="0"/>
-        <w:rPr>
-          <w:rFonts w:hint="eastAsia" w:ascii="黑体" w:hAnsi="黑体" w:eastAsia="黑体" w:cs="黑体"/>
-          <w:sz w:val="24"/>
-          <w:szCs w:val="24"/>
-        </w:rPr>
-      </w:pPr>
-      <w:r>
-        <w:rPr>
-          <w:rFonts w:hint="eastAsia" w:ascii="黑体" w:hAnsi="黑体" w:eastAsia="黑体" w:cs="黑体"/>
-          <w:sz w:val="24"/>
-          <w:szCs w:val="24"/>
-        </w:rPr>
-        <w:t>二、等保分级（5 级，重点记 1-3 级，企业最常做三级）</w:t>
-      </w:r>
     </w:p>
     <w:p>
       <w:pPr>
@@ -365,7 +365,7 @@
           <w:sz w:val="24"/>
           <w:szCs w:val="24"/>
         </w:rPr>
-        <w:t>三、核心框架：一个中心，三重防护（等保 2.0 标志性内容）</w:t>
+        <w:t>三、核心框架：一个中心，三重防护</w:t>
       </w:r>
     </w:p>
     <w:p>
@@ -571,7 +571,7 @@
           <w:sz w:val="24"/>
           <w:szCs w:val="24"/>
         </w:rPr>
-        <w:t>四、技术要求 + 管理要求（两大块）</w:t>
+        <w:t>四、技术要求 + 管理要求</w:t>
       </w:r>
     </w:p>
     <w:p>
@@ -687,7 +687,7 @@
           <w:sz w:val="24"/>
           <w:szCs w:val="24"/>
         </w:rPr>
-        <w:t>五、站在大二信安学生角度：我的理解与思考</w:t>
+        <w:t>五、我的理解与思考</w:t>
       </w:r>
     </w:p>
     <w:p>
@@ -1047,7 +1047,7 @@
           <w:sz w:val="24"/>
           <w:szCs w:val="24"/>
         </w:rPr>
-        <w:t>六、局限与个人思考（写作业 / 报告加分段）</w:t>
+        <w:t>六、局限与个人思考</w:t>
       </w:r>
     </w:p>
     <w:p>
@@ -1189,7 +1189,7 @@
           <w:sz w:val="24"/>
           <w:szCs w:val="24"/>
         </w:rPr>
-        <w:t>七、简短总结（可直接放结尾）</w:t>
+        <w:t>七、简短总结</w:t>
       </w:r>
     </w:p>
     <w:p>
@@ -1229,28 +1229,6 @@
           <w:szCs w:val="24"/>
         </w:rPr>
         <w:t>。作为信息安全专业学生，等保是安全工程落地的重要抓手，让我明白网络安全不只是漏洞攻防，合规建设、风险管控、持续运维同样是安全工作的核心。</w:t>
-      </w:r>
-    </w:p>
-    <w:p>
-      <w:pPr>
-        <w:pStyle w:val="4"/>
-        <w:keepNext w:val="0"/>
-        <w:keepLines w:val="0"/>
-        <w:widowControl/>
-        <w:suppressLineNumbers w:val="0"/>
-        <w:rPr>
-          <w:rFonts w:hint="eastAsia" w:ascii="黑体" w:hAnsi="黑体" w:eastAsia="黑体" w:cs="黑体"/>
-          <w:sz w:val="24"/>
-          <w:szCs w:val="24"/>
-        </w:rPr>
-      </w:pPr>
-      <w:r>
-        <w:rPr>
-          <w:rFonts w:hint="eastAsia" w:ascii="黑体" w:hAnsi="黑体" w:eastAsia="黑体" w:cs="黑体"/>
-          <w:sz w:val="24"/>
-          <w:szCs w:val="24"/>
-        </w:rPr>
-        <w:t>如果你告诉我用途（课堂作业小论文 / 简答题 / 课程汇报 PPT 稿），我可以帮你压缩到 300 字精简版，或者扩写到 1500 字完整报告。</w:t>
       </w:r>
     </w:p>
     <w:p/>
